--- a/Cover_Letters/Shinoy_Vanderlande_Senior_Test_Engineer_R_D_Cover_Letter.docx
+++ b/Cover_Letters/Shinoy_Vanderlande_Senior_Test_Engineer_R_D_Cover_Letter.docx
@@ -14,7 +14,7 @@
     </w:p>
     <w:p>
       <w:r>
-        <w:t>September 04, 2026</w:t>
+        <w:t>September 26, 2026</w:t>
       </w:r>
     </w:p>
     <w:p>
@@ -35,12 +35,12 @@
     </w:p>
     <w:p>
       <w:r>
-        <w:t>Your focus on automated testing for control software features within the Loopsorter domain matches my background in test automation and system integration. In my recent roles, I have worked with automated testing frameworks, CI/CD pipelines, and agile development teams to ensure software reliability. I also have practical experience using tools like Gemini Code Assist to streamline test generation.</w:t>
+        <w:t>Your focus on automated testing for control software features in the Loopsorter domain aligns well with my background in building scalable frameworks and test automation. In my recent work, I have migrated test frameworks to Playwright and integrated automation into CI/CD pipelines to ensure reliable system integration. I also use tools like Gemini Code Assist to streamline test generation and make the process more efficient.</w:t>
       </w:r>
     </w:p>
     <w:p>
       <w:r>
-        <w:t>I appreciate your work in automated logistics systems and would enjoy contributing to your software integration testing activities.</w:t>
+        <w:t>I am comfortable working in agile development teams and collaborating with software engineers to troubleshoot issues and maintain high product standards. The chance to contribute to your R&amp;D technology department and work on automated logistics systems is a strong fit for my skills.</w:t>
       </w:r>
     </w:p>
     <w:p>
